--- a/data/revised_2026-10_full/tracked/v2/Core_Mathematics/SS2.1_Similarity_and_Enlargement/Core_Mathematics_Similarity_and_Enlargement_FinalExplanation_TeacherKey_TRACKED.docx
+++ b/data/revised_2026-10_full/tracked/v2/Core_Mathematics/SS2.1_Similarity_and_Enlargement/Core_Mathematics_Similarity_and_Enlargement_FinalExplanation_TeacherKey_TRACKED.docx
@@ -232,7 +232,7 @@
               </w:rPr>
               <w:t xml:space="preserve">This is your Final Explanation for the unit. Think back to the Kisumu school plan labelled Scale 1 : 200 and the two water tanks, one of which holds 8 times as much water as the other. Answer every section in your own words. Use the evidence you collected in Lessons 1 to 8, including your measurements, tables</w:t>
             </w:r>
-            <w:del w:id="9001" w:author="Claude (AI) - proposed" w:date="2026-10-15T20:13:55Z">
+            <w:del w:id="9001" w:author="Claude (AI) - proposed" w:date="2026-10-18T00:27:23Z">
               <w:r>
                 <w:rPr>
                   <w:rFonts w:ascii="Arial" w:cs="Arial" w:eastAsia="Arial" w:hAnsi="Arial"/>
@@ -247,7 +247,7 @@
                 <w:delText xml:space="preserve"> and models</w:delText>
               </w:r>
             </w:del>
-            <w:ins w:id="9002" w:author="Claude (AI) - proposed" w:date="2026-10-15T20:13:55Z">
+            <w:ins w:id="9002" w:author="Claude (AI) - proposed" w:date="2026-10-18T00:27:23Z">
               <w:r>
                 <w:rPr>
                   <w:rFonts w:ascii="Arial" w:cs="Arial" w:eastAsia="Arial" w:hAnsi="Arial"/>
@@ -372,7 +372,7 @@
               </w:rPr>
               <w:t xml:space="preserve">The Kisumu school plan is labelled Scale 1 : 200. A classroom block that is 10 m wide appears on the plan with a certain width. (a) State the two conditions that must be true for two figures to be similar. (b) Calculate the width of the classroom block on the plan in centimetres, and write the L.S.F as a fraction. (c) Explain why every window, door and corridor on the plan is still in the right proportion even though the whole school compound fits on one </w:t>
             </w:r>
-            <w:del w:id="9003" w:author="Claude (AI) - proposed" w:date="2026-10-15T20:13:55Z">
+            <w:del w:id="9003" w:author="Claude (AI) - proposed" w:date="2026-10-18T00:27:23Z">
               <w:r>
                 <w:rPr>
                   <w:rFonts w:ascii="Arial" w:cs="Arial" w:eastAsia="Arial" w:hAnsi="Arial"/>
@@ -387,7 +387,7 @@
                 <w:delText xml:space="preserve">A3</w:delText>
               </w:r>
             </w:del>
-            <w:ins w:id="9004" w:author="Claude (AI) - proposed" w:date="2026-10-15T20:13:55Z">
+            <w:ins w:id="9004" w:author="Claude (AI) - proposed" w:date="2026-10-18T00:27:23Z">
               <w:r>
                 <w:rPr>
                   <w:rFonts w:ascii="Arial" w:cs="Arial" w:eastAsia="Arial" w:hAnsi="Arial"/>
@@ -675,7 +675,7 @@
               </w:rPr>
               <w:t xml:space="preserve">In Lesson 5 you compared similar rectangles and triangles. (a) A student predicts that doubling every length of a rectangle doubles its area. Use a rectangle 3 cm by 2 cm and its enlargement with L.S.F 2 to test this prediction. (b) State the rule connecting A.S.F and L.S.F and explain why it works. (c) </w:t>
             </w:r>
-            <w:del w:id="9005" w:author="Claude (AI) - proposed" w:date="2026-10-15T20:13:55Z">
+            <w:del w:id="9005" w:author="Claude (AI) - proposed" w:date="2026-10-18T00:27:23Z">
               <w:r>
                 <w:rPr>
                   <w:rFonts w:ascii="Arial" w:cs="Arial" w:eastAsia="Arial" w:hAnsi="Arial"/>
@@ -690,7 +690,7 @@
                 <w:delText xml:space="preserve">The base of a 2</w:delText>
               </w:r>
             </w:del>
-            <w:ins w:id="9006" w:author="Claude (AI) - proposed" w:date="2026-10-15T20:13:55Z">
+            <w:ins w:id="9006" w:author="Claude (AI) - proposed" w:date="2026-10-18T00:27:23Z">
               <w:r>
                 <w:rPr>
                   <w:rFonts w:ascii="Arial" w:cs="Arial" w:eastAsia="Arial" w:hAnsi="Arial"/>
@@ -718,7 +718,7 @@
               </w:rPr>
               <w:t xml:space="preserve"> kg Unga Pembe </w:t>
             </w:r>
-            <w:del w:id="9007" w:author="Claude (AI) - proposed" w:date="2026-10-15T20:13:55Z">
+            <w:del w:id="9007" w:author="Claude (AI) - proposed" w:date="2026-10-18T00:27:23Z">
               <w:r>
                 <w:rPr>
                   <w:rFonts w:ascii="Arial" w:cs="Arial" w:eastAsia="Arial" w:hAnsi="Arial"/>
@@ -733,7 +733,7 @@
                 <w:delText xml:space="preserve">flour packet</w:delText>
               </w:r>
             </w:del>
-            <w:ins w:id="9008" w:author="Claude (AI) - proposed" w:date="2026-10-15T20:13:55Z">
+            <w:ins w:id="9008" w:author="Claude (AI) - proposed" w:date="2026-10-18T00:27:23Z">
               <w:r>
                 <w:rPr>
                   <w:rFonts w:ascii="Arial" w:cs="Arial" w:eastAsia="Arial" w:hAnsi="Arial"/>
@@ -761,7 +761,7 @@
               </w:rPr>
               <w:t xml:space="preserve"> has an area 4 times </w:t>
             </w:r>
-            <w:del w:id="9009" w:author="Claude (AI) - proposed" w:date="2026-10-15T20:13:55Z">
+            <w:del w:id="9009" w:author="Claude (AI) - proposed" w:date="2026-10-18T00:27:23Z">
               <w:r>
                 <w:rPr>
                   <w:rFonts w:ascii="Arial" w:cs="Arial" w:eastAsia="Arial" w:hAnsi="Arial"/>
@@ -776,7 +776,7 @@
                 <w:delText xml:space="preserve">that of the 1 kg packet</w:delText>
               </w:r>
             </w:del>
-            <w:ins w:id="9010" w:author="Claude (AI) - proposed" w:date="2026-10-15T20:13:55Z">
+            <w:ins w:id="9010" w:author="Claude (AI) - proposed" w:date="2026-10-18T00:27:23Z">
               <w:r>
                 <w:rPr>
                   <w:rFonts w:ascii="Arial" w:cs="Arial" w:eastAsia="Arial" w:hAnsi="Arial"/>
@@ -804,7 +804,7 @@
               </w:rPr>
               <w:t xml:space="preserve">. What is the L.S.F between the </w:t>
             </w:r>
-            <w:del w:id="9011" w:author="Claude (AI) - proposed" w:date="2026-10-15T20:13:55Z">
+            <w:del w:id="9011" w:author="Claude (AI) - proposed" w:date="2026-10-18T00:27:23Z">
               <w:r>
                 <w:rPr>
                   <w:rFonts w:ascii="Arial" w:cs="Arial" w:eastAsia="Arial" w:hAnsi="Arial"/>
@@ -819,7 +819,7 @@
                 <w:delText xml:space="preserve">two bases</w:delText>
               </w:r>
             </w:del>
-            <w:ins w:id="9012" w:author="Claude (AI) - proposed" w:date="2026-10-15T20:13:55Z">
+            <w:ins w:id="9012" w:author="Claude (AI) - proposed" w:date="2026-10-18T00:27:23Z">
               <w:r>
                 <w:rPr>
                   <w:rFonts w:ascii="Arial" w:cs="Arial" w:eastAsia="Arial" w:hAnsi="Arial"/>
@@ -2257,7 +2257,7 @@
               <w:spacing w:after="40" w:before="0"/>
               <w:jc w:val="left"/>
             </w:pPr>
-            <w:ins w:id="9013" w:author="Claude (AI) - proposed" w:date="2026-10-15T20:13:55Z">
+            <w:ins w:id="9013" w:author="Claude (AI) - proposed" w:date="2026-10-18T00:27:23Z">
               <w:r>
                 <w:rPr>
                   <w:rFonts w:ascii="Arial" w:cs="Arial" w:eastAsia="Arial" w:hAnsi="Arial"/>
@@ -2305,7 +2305,7 @@
               <w:spacing w:after="40" w:before="0"/>
               <w:jc w:val="left"/>
             </w:pPr>
-            <w:ins w:id="9014" w:author="Claude (AI) - proposed" w:date="2026-10-15T20:13:55Z">
+            <w:ins w:id="9014" w:author="Claude (AI) - proposed" w:date="2026-10-18T00:27:23Z">
               <w:r>
                 <w:rPr>
                   <w:rFonts w:ascii="Arial" w:cs="Arial" w:eastAsia="Arial" w:hAnsi="Arial"/>
@@ -2353,7 +2353,7 @@
               <w:spacing w:after="40" w:before="0"/>
               <w:jc w:val="left"/>
             </w:pPr>
-            <w:ins w:id="9015" w:author="Claude (AI) - proposed" w:date="2026-10-15T20:13:55Z">
+            <w:ins w:id="9015" w:author="Claude (AI) - proposed" w:date="2026-10-18T00:27:23Z">
               <w:r>
                 <w:rPr>
                   <w:rFonts w:ascii="Arial" w:cs="Arial" w:eastAsia="Arial" w:hAnsi="Arial"/>
@@ -2436,7 +2436,7 @@
               <w:spacing w:after="40" w:before="0"/>
               <w:jc w:val="left"/>
             </w:pPr>
-            <w:ins w:id="9016" w:author="Claude (AI) - proposed" w:date="2026-10-15T20:13:55Z">
+            <w:ins w:id="9016" w:author="Claude (AI) - proposed" w:date="2026-10-18T00:27:23Z">
               <w:r>
                 <w:rPr>
                   <w:rFonts w:ascii="Arial" w:cs="Arial" w:eastAsia="Arial" w:hAnsi="Arial"/>
@@ -2484,7 +2484,7 @@
               <w:spacing w:after="40" w:before="0"/>
               <w:jc w:val="left"/>
             </w:pPr>
-            <w:ins w:id="9017" w:author="Claude (AI) - proposed" w:date="2026-10-15T20:13:55Z">
+            <w:ins w:id="9017" w:author="Claude (AI) - proposed" w:date="2026-10-18T00:27:23Z">
               <w:r>
                 <w:rPr>
                   <w:rFonts w:ascii="Arial" w:cs="Arial" w:eastAsia="Arial" w:hAnsi="Arial"/>
@@ -2532,7 +2532,7 @@
               <w:spacing w:after="40" w:before="0"/>
               <w:jc w:val="left"/>
             </w:pPr>
-            <w:ins w:id="9018" w:author="Claude (AI) - proposed" w:date="2026-10-15T20:13:55Z">
+            <w:ins w:id="9018" w:author="Claude (AI) - proposed" w:date="2026-10-18T00:27:23Z">
               <w:r>
                 <w:rPr>
                   <w:rFonts w:ascii="Arial" w:cs="Arial" w:eastAsia="Arial" w:hAnsi="Arial"/>
@@ -2615,7 +2615,7 @@
               <w:spacing w:after="40" w:before="0"/>
               <w:jc w:val="left"/>
             </w:pPr>
-            <w:ins w:id="9019" w:author="Claude (AI) - proposed" w:date="2026-10-15T20:13:55Z">
+            <w:ins w:id="9019" w:author="Claude (AI) - proposed" w:date="2026-10-18T00:27:23Z">
               <w:r>
                 <w:rPr>
                   <w:rFonts w:ascii="Arial" w:cs="Arial" w:eastAsia="Arial" w:hAnsi="Arial"/>
@@ -2663,7 +2663,7 @@
               <w:spacing w:after="40" w:before="0"/>
               <w:jc w:val="left"/>
             </w:pPr>
-            <w:ins w:id="9020" w:author="Claude (AI) - proposed" w:date="2026-10-15T20:13:55Z">
+            <w:ins w:id="9020" w:author="Claude (AI) - proposed" w:date="2026-10-18T00:27:23Z">
               <w:r>
                 <w:rPr>
                   <w:rFonts w:ascii="Arial" w:cs="Arial" w:eastAsia="Arial" w:hAnsi="Arial"/>
@@ -2711,7 +2711,7 @@
               <w:spacing w:after="40" w:before="0"/>
               <w:jc w:val="left"/>
             </w:pPr>
-            <w:ins w:id="9021" w:author="Claude (AI) - proposed" w:date="2026-10-15T20:13:55Z">
+            <w:ins w:id="9021" w:author="Claude (AI) - proposed" w:date="2026-10-18T00:27:23Z">
               <w:r>
                 <w:rPr>
                   <w:rFonts w:ascii="Arial" w:cs="Arial" w:eastAsia="Arial" w:hAnsi="Arial"/>
@@ -2794,7 +2794,7 @@
               <w:spacing w:after="40" w:before="0"/>
               <w:jc w:val="left"/>
             </w:pPr>
-            <w:ins w:id="9022" w:author="Claude (AI) - proposed" w:date="2026-10-15T20:13:55Z">
+            <w:ins w:id="9022" w:author="Claude (AI) - proposed" w:date="2026-10-18T00:27:23Z">
               <w:r>
                 <w:rPr>
                   <w:rFonts w:ascii="Arial" w:cs="Arial" w:eastAsia="Arial" w:hAnsi="Arial"/>
@@ -2842,7 +2842,7 @@
               <w:spacing w:after="40" w:before="0"/>
               <w:jc w:val="left"/>
             </w:pPr>
-            <w:ins w:id="9023" w:author="Claude (AI) - proposed" w:date="2026-10-15T20:13:55Z">
+            <w:ins w:id="9023" w:author="Claude (AI) - proposed" w:date="2026-10-18T00:27:23Z">
               <w:r>
                 <w:rPr>
                   <w:rFonts w:ascii="Arial" w:cs="Arial" w:eastAsia="Arial" w:hAnsi="Arial"/>
@@ -2890,7 +2890,7 @@
               <w:spacing w:after="40" w:before="0"/>
               <w:jc w:val="left"/>
             </w:pPr>
-            <w:ins w:id="9024" w:author="Claude (AI) - proposed" w:date="2026-10-15T20:13:55Z">
+            <w:ins w:id="9024" w:author="Claude (AI) - proposed" w:date="2026-10-18T00:27:23Z">
               <w:r>
                 <w:rPr>
                   <w:rFonts w:ascii="Arial" w:cs="Arial" w:eastAsia="Arial" w:hAnsi="Arial"/>
@@ -2973,7 +2973,7 @@
               <w:spacing w:after="40" w:before="0"/>
               <w:jc w:val="left"/>
             </w:pPr>
-            <w:ins w:id="9025" w:author="Claude (AI) - proposed" w:date="2026-10-15T20:13:55Z">
+            <w:ins w:id="9025" w:author="Claude (AI) - proposed" w:date="2026-10-18T00:27:23Z">
               <w:r>
                 <w:rPr>
                   <w:rFonts w:ascii="Arial" w:cs="Arial" w:eastAsia="Arial" w:hAnsi="Arial"/>
@@ -3021,7 +3021,7 @@
               <w:spacing w:after="40" w:before="0"/>
               <w:jc w:val="left"/>
             </w:pPr>
-            <w:ins w:id="9026" w:author="Claude (AI) - proposed" w:date="2026-10-15T20:13:55Z">
+            <w:ins w:id="9026" w:author="Claude (AI) - proposed" w:date="2026-10-18T00:27:23Z">
               <w:r>
                 <w:rPr>
                   <w:rFonts w:ascii="Arial" w:cs="Arial" w:eastAsia="Arial" w:hAnsi="Arial"/>
@@ -3069,7 +3069,7 @@
               <w:spacing w:after="40" w:before="0"/>
               <w:jc w:val="left"/>
             </w:pPr>
-            <w:ins w:id="9027" w:author="Claude (AI) - proposed" w:date="2026-10-15T20:13:55Z">
+            <w:ins w:id="9027" w:author="Claude (AI) - proposed" w:date="2026-10-18T00:27:23Z">
               <w:r>
                 <w:rPr>
                   <w:rFonts w:ascii="Arial" w:cs="Arial" w:eastAsia="Arial" w:hAnsi="Arial"/>
@@ -3219,7 +3219,7 @@
         </w:rPr>
         <w:t xml:space="preserve">© 2026 SeaVuria and ARES. This work is licensed under a </w:t>
       </w:r>
-      <w:hyperlink w:history="1" r:id="rIdmldh-ivycd2g8ycpxcvde">
+      <w:hyperlink w:history="1" r:id="rIdlbp0znshprn15yivzfhb8">
         <w:r>
           <w:rPr>
             <w:rFonts w:ascii="Arial" w:cs="Arial" w:eastAsia="Arial" w:hAnsi="Arial"/>
@@ -3239,7 +3239,7 @@
         </w:rPr>
         <w:t xml:space="preserve"> (</w:t>
       </w:r>
-      <w:hyperlink w:history="1" r:id="rIdatn1fhl6z83k0i5awhbnn">
+      <w:hyperlink w:history="1" r:id="rIdwf_d9rrtccbraw4624fcj">
         <w:r>
           <w:rPr>
             <w:rFonts w:ascii="Arial" w:cs="Arial" w:eastAsia="Arial" w:hAnsi="Arial"/>
@@ -3259,7 +3259,7 @@
         </w:rPr>
         <w:t xml:space="preserve">). To view a copy of this license, visit </w:t>
       </w:r>
-      <w:hyperlink w:history="1" r:id="rIdnm_-pgrvn-jnjm47mkn45">
+      <w:hyperlink w:history="1" r:id="rIdsp9jezc3csm7njfmwfqvt">
         <w:r>
           <w:rPr>
             <w:rFonts w:ascii="Arial" w:cs="Arial" w:eastAsia="Arial" w:hAnsi="Arial"/>
